--- a/output/demo_output.docx
+++ b/output/demo_output.docx
@@ -91,7 +91,25 @@
           <w:rFonts w:ascii="宋体" w:hAnsi="宋体" w:eastAsia="宋体"/>
           <w:sz w:val="24"/>
         </w:rPr>
+        <w:t xml:space="preserve">注册资本（取整）：50,000,000万元</w:t>
+      </w:r>
+    </w:p>
+    <w:p>
+      <w:r>
+        <w:rPr>
+          <w:rFonts w:ascii="宋体" w:hAnsi="宋体" w:eastAsia="宋体"/>
+          <w:sz w:val="24"/>
+        </w:rPr>
         <w:t xml:space="preserve">成立日期：2020年03月15日</w:t>
+      </w:r>
+    </w:p>
+    <w:p>
+      <w:r>
+        <w:rPr>
+          <w:rFonts w:ascii="宋体" w:hAnsi="宋体" w:eastAsia="宋体"/>
+          <w:sz w:val="24"/>
+        </w:rPr>
+        <w:t xml:space="preserve">成立月份：2020年03月</w:t>
       </w:r>
     </w:p>
     <w:p>
@@ -110,6 +128,57 @@
           <w:sz w:val="24"/>
         </w:rPr>
         <w:t xml:space="preserve">成立日期（短格式）：2020/03/15</w:t>
+      </w:r>
+      <w:r>
+        <w:t xml:space="preserve">（已盘点）</w:t>
+      </w:r>
+      <w:r>
+        <w:t xml:space="preserve"/>
+      </w:r>
+    </w:p>
+    <w:p>
+      <w:r>
+        <w:rPr>
+          <w:rFonts w:ascii="宋体" w:hAnsi="宋体" w:eastAsia="宋体"/>
+          <w:sz w:val="24"/>
+        </w:rPr>
+        <w:t xml:space="preserve">备注：</w:t>
+      </w:r>
+    </w:p>
+    <w:p>
+      <w:r>
+        <w:rPr>
+          <w:rFonts w:ascii="宋体" w:hAnsi="宋体" w:eastAsia="宋体"/>
+          <w:sz w:val="24"/>
+        </w:rPr>
+        <w:t xml:space="preserve">特殊事项：-</w:t>
+      </w:r>
+    </w:p>
+    <w:p>
+      <w:r>
+        <w:rPr>
+          <w:rFonts w:ascii="宋体" w:hAnsi="宋体" w:eastAsia="宋体"/>
+          <w:sz w:val="24"/>
+        </w:rPr>
+        <w:t xml:space="preserve">公司简介：东海精密制造有限公司成立于2020年，注册资本5000万元。</w:t>
+      </w:r>
+    </w:p>
+    <w:p>
+      <w:r>
+        <w:rPr>
+          <w:rFonts w:ascii="宋体" w:hAnsi="宋体" w:eastAsia="宋体"/>
+          <w:sz w:val="24"/>
+        </w:rPr>
+        <w:t xml:space="preserve">公司主营精密机械零部件制造及自动化设备研发生产。</w:t>
+      </w:r>
+    </w:p>
+    <w:p>
+      <w:r>
+        <w:rPr>
+          <w:rFonts w:ascii="宋体" w:hAnsi="宋体" w:eastAsia="宋体"/>
+          <w:sz w:val="24"/>
+        </w:rPr>
+        <w:t xml:space="preserve">目前拥有两个生产基地，产品覆盖华东、华南市场。</w:t>
       </w:r>
     </w:p>
     <w:p>
@@ -4921,10 +4990,462 @@
     </w:p>
     <w:p>
       <w:pPr>
+        <w:pStyle w:val="Heading2"/>
+      </w:pPr>
+      <w:r>
+        <w:t>项目审批对比（tc-for 列循环示范）</w:t>
+      </w:r>
+    </w:p>
+    <w:p>
+      <w:r>
+        <w:rPr>
+          <w:rFonts w:ascii="宋体" w:hAnsi="宋体" w:eastAsia="宋体"/>
+          <w:sz w:val="24"/>
+        </w:rPr>
+        <w:t>下表首行声明 tc-for，后续行由 TcInheritancePreprocessor 自动继承：</w:t>
+      </w:r>
+    </w:p>
+    <w:tbl>
+      <w:tblPr>
+        <w:tblW w:type="auto" w:w="0"/>
+        <w:jc w:val="center"/>
+        <w:tblLayout w:type="autofit"/>
+        <w:tblLook w:firstColumn="1" w:firstRow="1" w:lastColumn="0" w:lastRow="0" w:noHBand="0" w:noVBand="1" w:val="04A0"/>
+        <w:tblBorders>
+          <w:top w:val="single" w:sz="4" w:space="0" w:color="999999"/>
+          <w:left w:val="single" w:sz="4" w:space="0" w:color="999999"/>
+          <w:bottom w:val="single" w:sz="4" w:space="0" w:color="999999"/>
+          <w:right w:val="single" w:sz="4" w:space="0" w:color="999999"/>
+          <w:insideH w:val="single" w:sz="4" w:space="0" w:color="CCCCCC"/>
+          <w:insideV w:val="single" w:sz="4" w:space="0" w:color="CCCCCC"/>
+        </w:tblBorders>
+      </w:tblPr>
+      <w:tblGrid>
+        <w:gridCol w:w="8301"/>
+      </w:tblGrid>
+      <w:tr>
+        <w:trPr>
+          <w:trHeight w:val="482"/>
+        </w:trPr>
+        <w:tc>
+          <w:tcPr>
+            <w:tcW w:type="dxa" w:w="2767"/>
+            <w:tcMar>
+              <w:top w:w="40" w:type="dxa"/>
+              <w:left w:w="80" w:type="dxa"/>
+              <w:bottom w:w="40" w:type="dxa"/>
+              <w:right w:w="80" w:type="dxa"/>
+            </w:tcMar>
+            <w:shd w:fill="F2F2F2" w:val="clear"/>
+          </w:tcPr>
+          <w:p>
+            <w:pPr>
+              <w:spacing w:before="60" w:after="60"/>
+              <w:ind w:firstLine="0"/>
+              <w:jc w:val="center"/>
+            </w:pPr>
+            <w:r/>
+            <w:r>
+              <w:rPr>
+                <w:rFonts w:ascii="宋体" w:hAnsi="宋体" w:eastAsia="宋体"/>
+                <w:b/>
+                <w:color w:val="333333"/>
+                <w:sz w:val="21"/>
+              </w:rPr>
+              <w:t>审批事项</w:t>
+            </w:r>
+          </w:p>
+        </w:tc>
+      </w:tr>
+      <w:tr>
+        <w:trPr>
+          <w:trHeight w:val="482"/>
+        </w:trPr>
+        <w:tc>
+          <w:tcPr>
+            <w:tcW w:type="dxa" w:w="2767"/>
+            <w:tcMar>
+              <w:top w:w="40" w:type="dxa"/>
+              <w:left w:w="80" w:type="dxa"/>
+              <w:bottom w:w="40" w:type="dxa"/>
+              <w:right w:w="80" w:type="dxa"/>
+            </w:tcMar>
+            <w:shd w:fill="FFFFFF" w:val="clear"/>
+          </w:tcPr>
+          <w:p>
+            <w:pPr>
+              <w:spacing w:before="60" w:after="60"/>
+              <w:ind w:firstLine="0"/>
+              <w:jc w:val="center"/>
+            </w:pPr>
+            <w:r/>
+            <w:r>
+              <w:rPr>
+                <w:rFonts w:ascii="宋体" w:hAnsi="宋体" w:eastAsia="宋体"/>
+                <w:color w:val="333333"/>
+                <w:sz w:val="21"/>
+              </w:rPr>
+              <w:t>项目名称</w:t>
+            </w:r>
+          </w:p>
+        </w:tc>
+      </w:tr>
+      <w:tr>
+        <w:trPr>
+          <w:trHeight w:val="482"/>
+        </w:trPr>
+        <w:tc>
+          <w:tcPr>
+            <w:tcW w:type="dxa" w:w="2767"/>
+            <w:tcMar>
+              <w:top w:w="40" w:type="dxa"/>
+              <w:left w:w="80" w:type="dxa"/>
+              <w:bottom w:w="40" w:type="dxa"/>
+              <w:right w:w="80" w:type="dxa"/>
+            </w:tcMar>
+            <w:shd w:fill="FAFAFA" w:val="clear"/>
+          </w:tcPr>
+          <w:p>
+            <w:pPr>
+              <w:spacing w:before="60" w:after="60"/>
+              <w:ind w:firstLine="0"/>
+              <w:jc w:val="center"/>
+            </w:pPr>
+            <w:r/>
+            <w:r>
+              <w:rPr>
+                <w:rFonts w:ascii="宋体" w:hAnsi="宋体" w:eastAsia="宋体"/>
+                <w:color w:val="333333"/>
+                <w:sz w:val="21"/>
+              </w:rPr>
+              <w:t>备案文件</w:t>
+            </w:r>
+          </w:p>
+        </w:tc>
+      </w:tr>
+      <w:tr>
+        <w:trPr>
+          <w:trHeight w:val="482"/>
+        </w:trPr>
+        <w:tc>
+          <w:tcPr>
+            <w:tcW w:type="dxa" w:w="2767"/>
+            <w:tcMar>
+              <w:top w:w="40" w:type="dxa"/>
+              <w:left w:w="80" w:type="dxa"/>
+              <w:bottom w:w="40" w:type="dxa"/>
+              <w:right w:w="80" w:type="dxa"/>
+            </w:tcMar>
+            <w:shd w:fill="FFFFFF" w:val="clear"/>
+          </w:tcPr>
+          <w:p>
+            <w:pPr>
+              <w:spacing w:before="60" w:after="60"/>
+              <w:ind w:firstLine="0"/>
+              <w:jc w:val="center"/>
+            </w:pPr>
+            <w:r/>
+            <w:r>
+              <w:rPr>
+                <w:rFonts w:ascii="宋体" w:hAnsi="宋体" w:eastAsia="宋体"/>
+                <w:color w:val="333333"/>
+                <w:sz w:val="21"/>
+              </w:rPr>
+              <w:t>环境审批</w:t>
+            </w:r>
+          </w:p>
+        </w:tc>
+      </w:tr>
+      <w:tr>
+        <w:trPr>
+          <w:trHeight w:val="482"/>
+        </w:trPr>
+        <w:tc>
+          <w:tcPr>
+            <w:tcW w:type="dxa" w:w="2767"/>
+            <w:tcMar>
+              <w:top w:w="40" w:type="dxa"/>
+              <w:left w:w="80" w:type="dxa"/>
+              <w:bottom w:w="40" w:type="dxa"/>
+              <w:right w:w="80" w:type="dxa"/>
+            </w:tcMar>
+            <w:shd w:fill="FAFAFA" w:val="clear"/>
+          </w:tcPr>
+          <w:p>
+            <w:pPr>
+              <w:spacing w:before="60" w:after="60"/>
+              <w:ind w:firstLine="0"/>
+              <w:jc w:val="center"/>
+            </w:pPr>
+            <w:r/>
+            <w:r>
+              <w:rPr>
+                <w:rFonts w:ascii="宋体" w:hAnsi="宋体" w:eastAsia="宋体"/>
+                <w:color w:val="333333"/>
+                <w:sz w:val="21"/>
+              </w:rPr>
+              <w:t>安全审查</w:t>
+            </w:r>
+          </w:p>
+        </w:tc>
+      </w:tr>
+    </w:tbl>
+    <w:p>
+      <w:pPr>
+        <w:spacing w:before="120" w:after="0"/>
+        <w:ind w:firstLine="0"/>
+      </w:pPr>
+    </w:p>
+    <w:p>
+      <w:pPr>
         <w:pStyle w:val="Heading1"/>
       </w:pPr>
       <w:r>
-        <w:t>十一、税率政策</w:t>
+        <w:t>十一、条件区块示范（块级 if 条件）</w:t>
+      </w:r>
+    </w:p>
+    <w:p>
+      <w:r>
+        <w:rPr>
+          <w:rFonts w:ascii="宋体" w:hAnsi="宋体" w:eastAsia="宋体"/>
+          <w:sz w:val="24"/>
+        </w:rPr>
+        <w:t xml:space="preserve"/>
+      </w:r>
+    </w:p>
+    <w:p>
+      <w:r>
+        <w:rPr>
+          <w:rFonts w:ascii="宋体" w:hAnsi="宋体" w:eastAsia="宋体"/>
+          <w:sz w:val="24"/>
+        </w:rPr>
+        <w:t>以下为使用权资产明细（该表仅在数据中有使用权资产时显示）：</w:t>
+      </w:r>
+    </w:p>
+    <w:tbl>
+      <w:tblPr>
+        <w:tblW w:type="auto" w:w="0"/>
+        <w:jc w:val="center"/>
+        <w:tblLayout w:type="autofit"/>
+        <w:tblLook w:firstColumn="1" w:firstRow="1" w:lastColumn="0" w:lastRow="0" w:noHBand="0" w:noVBand="1" w:val="04A0"/>
+        <w:tblBorders>
+          <w:top w:val="single" w:sz="4" w:space="0" w:color="999999"/>
+          <w:left w:val="single" w:sz="4" w:space="0" w:color="999999"/>
+          <w:bottom w:val="single" w:sz="4" w:space="0" w:color="999999"/>
+          <w:right w:val="single" w:sz="4" w:space="0" w:color="999999"/>
+          <w:insideH w:val="single" w:sz="4" w:space="0" w:color="CCCCCC"/>
+          <w:insideV w:val="single" w:sz="4" w:space="0" w:color="CCCCCC"/>
+        </w:tblBorders>
+      </w:tblPr>
+      <w:tblGrid>
+        <w:gridCol w:w="1383"/>
+        <w:gridCol w:w="1383"/>
+        <w:gridCol w:w="1383"/>
+        <w:gridCol w:w="1383"/>
+        <w:gridCol w:w="1383"/>
+        <w:gridCol w:w="1383"/>
+      </w:tblGrid>
+      <w:tr>
+        <w:trPr>
+          <w:trHeight w:val="482"/>
+        </w:trPr>
+        <w:tc>
+          <w:tcPr>
+            <w:tcW w:type="dxa" w:w="1383"/>
+            <w:tcMar>
+              <w:top w:w="40" w:type="dxa"/>
+              <w:left w:w="80" w:type="dxa"/>
+              <w:bottom w:w="40" w:type="dxa"/>
+              <w:right w:w="80" w:type="dxa"/>
+            </w:tcMar>
+            <w:shd w:fill="F2F2F2" w:val="clear"/>
+          </w:tcPr>
+          <w:p>
+            <w:pPr>
+              <w:spacing w:before="60" w:after="60"/>
+              <w:ind w:firstLine="0"/>
+              <w:jc w:val="center"/>
+            </w:pPr>
+            <w:r/>
+            <w:r>
+              <w:rPr>
+                <w:rFonts w:ascii="宋体" w:hAnsi="宋体" w:eastAsia="宋体"/>
+                <w:b/>
+                <w:color w:val="333333"/>
+                <w:sz w:val="21"/>
+              </w:rPr>
+              <w:t>项目</w:t>
+            </w:r>
+          </w:p>
+        </w:tc>
+        <w:tc>
+          <w:tcPr>
+            <w:tcW w:type="dxa" w:w="1383"/>
+            <w:tcMar>
+              <w:top w:w="40" w:type="dxa"/>
+              <w:left w:w="80" w:type="dxa"/>
+              <w:bottom w:w="40" w:type="dxa"/>
+              <w:right w:w="80" w:type="dxa"/>
+            </w:tcMar>
+            <w:shd w:fill="F2F2F2" w:val="clear"/>
+          </w:tcPr>
+          <w:p>
+            <w:pPr>
+              <w:spacing w:before="60" w:after="60"/>
+              <w:ind w:firstLine="0"/>
+              <w:jc w:val="center"/>
+            </w:pPr>
+            <w:r/>
+            <w:r>
+              <w:rPr>
+                <w:rFonts w:ascii="宋体" w:hAnsi="宋体" w:eastAsia="宋体"/>
+                <w:b/>
+                <w:color w:val="333333"/>
+                <w:sz w:val="21"/>
+              </w:rPr>
+              <w:t>原值</w:t>
+            </w:r>
+          </w:p>
+        </w:tc>
+        <w:tc>
+          <w:tcPr>
+            <w:tcW w:type="dxa" w:w="1383"/>
+            <w:tcMar>
+              <w:top w:w="40" w:type="dxa"/>
+              <w:left w:w="80" w:type="dxa"/>
+              <w:bottom w:w="40" w:type="dxa"/>
+              <w:right w:w="80" w:type="dxa"/>
+            </w:tcMar>
+            <w:shd w:fill="F2F2F2" w:val="clear"/>
+          </w:tcPr>
+          <w:p>
+            <w:pPr>
+              <w:spacing w:before="60" w:after="60"/>
+              <w:ind w:firstLine="0"/>
+              <w:jc w:val="center"/>
+            </w:pPr>
+            <w:r/>
+            <w:r>
+              <w:rPr>
+                <w:rFonts w:ascii="宋体" w:hAnsi="宋体" w:eastAsia="宋体"/>
+                <w:b/>
+                <w:color w:val="333333"/>
+                <w:sz w:val="21"/>
+              </w:rPr>
+              <w:t>残值率</w:t>
+            </w:r>
+          </w:p>
+        </w:tc>
+        <w:tc>
+          <w:tcPr>
+            <w:tcW w:type="dxa" w:w="1383"/>
+            <w:tcMar>
+              <w:top w:w="40" w:type="dxa"/>
+              <w:left w:w="80" w:type="dxa"/>
+              <w:bottom w:w="40" w:type="dxa"/>
+              <w:right w:w="80" w:type="dxa"/>
+            </w:tcMar>
+            <w:shd w:fill="F2F2F2" w:val="clear"/>
+          </w:tcPr>
+          <w:p>
+            <w:pPr>
+              <w:spacing w:before="60" w:after="60"/>
+              <w:ind w:firstLine="0"/>
+              <w:jc w:val="center"/>
+            </w:pPr>
+            <w:r/>
+            <w:r>
+              <w:rPr>
+                <w:rFonts w:ascii="宋体" w:hAnsi="宋体" w:eastAsia="宋体"/>
+                <w:b/>
+                <w:color w:val="333333"/>
+                <w:sz w:val="21"/>
+              </w:rPr>
+              <w:t>折旧年限</w:t>
+            </w:r>
+          </w:p>
+        </w:tc>
+        <w:tc>
+          <w:tcPr>
+            <w:tcW w:type="dxa" w:w="1383"/>
+            <w:tcMar>
+              <w:top w:w="40" w:type="dxa"/>
+              <w:left w:w="80" w:type="dxa"/>
+              <w:bottom w:w="40" w:type="dxa"/>
+              <w:right w:w="80" w:type="dxa"/>
+            </w:tcMar>
+            <w:shd w:fill="F2F2F2" w:val="clear"/>
+          </w:tcPr>
+          <w:p>
+            <w:pPr>
+              <w:spacing w:before="60" w:after="60"/>
+              <w:ind w:firstLine="0"/>
+              <w:jc w:val="center"/>
+            </w:pPr>
+            <w:r/>
+            <w:r>
+              <w:rPr>
+                <w:rFonts w:ascii="宋体" w:hAnsi="宋体" w:eastAsia="宋体"/>
+                <w:b/>
+                <w:color w:val="333333"/>
+                <w:sz w:val="21"/>
+              </w:rPr>
+              <w:t>转固时点</w:t>
+            </w:r>
+          </w:p>
+        </w:tc>
+        <w:tc>
+          <w:tcPr>
+            <w:tcW w:type="dxa" w:w="1383"/>
+            <w:tcMar>
+              <w:top w:w="40" w:type="dxa"/>
+              <w:left w:w="80" w:type="dxa"/>
+              <w:bottom w:w="40" w:type="dxa"/>
+              <w:right w:w="80" w:type="dxa"/>
+            </w:tcMar>
+            <w:shd w:fill="F2F2F2" w:val="clear"/>
+          </w:tcPr>
+          <w:p>
+            <w:pPr>
+              <w:spacing w:before="60" w:after="60"/>
+              <w:ind w:firstLine="0"/>
+              <w:jc w:val="center"/>
+            </w:pPr>
+            <w:r/>
+            <w:r>
+              <w:rPr>
+                <w:rFonts w:ascii="宋体" w:hAnsi="宋体" w:eastAsia="宋体"/>
+                <w:b/>
+                <w:color w:val="333333"/>
+                <w:sz w:val="21"/>
+              </w:rPr>
+              <w:t>年折旧额</w:t>
+            </w:r>
+          </w:p>
+        </w:tc>
+      </w:tr>
+    </w:tbl>
+    <w:p>
+      <w:pPr>
+        <w:spacing w:before="120" w:after="0"/>
+        <w:ind w:firstLine="0"/>
+      </w:pPr>
+    </w:p>
+    <w:p>
+      <w:r>
+        <w:rPr>
+          <w:rFonts w:ascii="宋体" w:hAnsi="宋体" w:eastAsia="宋体"/>
+          <w:sz w:val="24"/>
+        </w:rPr>
+        <w:t xml:space="preserve"/>
+      </w:r>
+    </w:p>
+    <w:p>
+      <w:pPr>
+        <w:pStyle w:val="Heading1"/>
+      </w:pPr>
+      <w:r>
+        <w:t>十二、税率政策</w:t>
       </w:r>
     </w:p>
     <w:p>
@@ -4955,11 +5476,47 @@
       </w:r>
     </w:p>
     <w:p>
+      <w:r>
+        <w:rPr>
+          <w:rFonts w:ascii="宋体" w:hAnsi="宋体" w:eastAsia="宋体"/>
+          <w:sz w:val="24"/>
+        </w:rPr>
+        <w:t>本公司不涉及地方招商优惠。</w:t>
+      </w:r>
+    </w:p>
+    <w:p>
+      <w:r>
+        <w:rPr>
+          <w:rFonts w:ascii="宋体" w:hAnsi="宋体" w:eastAsia="宋体"/>
+          <w:sz w:val="24"/>
+        </w:rPr>
+        <w:t>企业所得税税率高于15%，不适用低税率优惠。</w:t>
+      </w:r>
+    </w:p>
+    <w:p>
+      <w:r>
+        <w:rPr>
+          <w:rFonts w:ascii="宋体" w:hAnsi="宋体" w:eastAsia="宋体"/>
+          <w:sz w:val="24"/>
+        </w:rPr>
+        <w:t>本公司已取得高新技术企业认证，适用15%优惠税率。</w:t>
+      </w:r>
+    </w:p>
+    <w:p>
+      <w:r>
+        <w:rPr>
+          <w:rFonts w:ascii="宋体" w:hAnsi="宋体" w:eastAsia="宋体"/>
+          <w:sz w:val="24"/>
+        </w:rPr>
+        <w:t>本公司不适用小微企业税收优惠政策。</w:t>
+      </w:r>
+    </w:p>
+    <w:p>
       <w:pPr>
         <w:pStyle w:val="Heading1"/>
       </w:pPr>
       <w:r>
-        <w:t>十二、资产负债表</w:t>
+        <w:t>十三、资产负债表</w:t>
       </w:r>
     </w:p>
     <w:p>
@@ -7348,7 +7905,7 @@
         <w:pStyle w:val="Heading1"/>
       </w:pPr>
       <w:r>
-        <w:t>十三、利润表</w:t>
+        <w:t>十四、利润表</w:t>
       </w:r>
     </w:p>
     <w:p>
@@ -8801,7 +9358,7 @@
         <w:pStyle w:val="Heading1"/>
       </w:pPr>
       <w:r>
-        <w:t>十四、关联方</w:t>
+        <w:t>十五、关联方</w:t>
       </w:r>
     </w:p>
     <w:p>
@@ -8809,7 +9366,7 @@
         <w:pStyle w:val="Heading2"/>
       </w:pPr>
       <w:r>
-        <w:t>14.1 关联方关系</w:t>
+        <w:t>16.1 关联方关系</w:t>
       </w:r>
     </w:p>
     <w:tbl>
@@ -9114,7 +9671,7 @@
         <w:pStyle w:val="Heading2"/>
       </w:pPr>
       <w:r>
-        <w:t>14.2 关联方余额</w:t>
+        <w:t>16.2 关联方余额</w:t>
       </w:r>
     </w:p>
     <w:tbl>
@@ -9896,7 +10453,7 @@
         <w:pStyle w:val="Heading1"/>
       </w:pPr>
       <w:r>
-        <w:t>十五、表外信息</w:t>
+        <w:t>十六、表外信息</w:t>
       </w:r>
     </w:p>
     <w:p>

--- a/output/demo_output.docx
+++ b/output/demo_output.docx
@@ -30,7 +30,7 @@
           <w:color w:val="666666"/>
           <w:sz w:val="28"/>
         </w:rPr>
-        <w:t>（示范模板）</w:t>
+        <w:t>（示例）</w:t>
       </w:r>
     </w:p>
     <w:p>
@@ -4993,7 +4993,7 @@
         <w:pStyle w:val="Heading2"/>
       </w:pPr>
       <w:r>
-        <w:t>项目审批对比（tc-for 列循环示范）</w:t>
+        <w:t>项目审批对比</w:t>
       </w:r>
     </w:p>
     <w:p>
@@ -5002,7 +5002,7 @@
           <w:rFonts w:ascii="宋体" w:hAnsi="宋体" w:eastAsia="宋体"/>
           <w:sz w:val="24"/>
         </w:rPr>
-        <w:t>下表首行声明 tc-for，后续行由 TcInheritancePreprocessor 自动继承：</w:t>
+        <w:t>以下为各项目审批状态对比：</w:t>
       </w:r>
     </w:p>
     <w:tbl>
@@ -5201,7 +5201,7 @@
         <w:pStyle w:val="Heading1"/>
       </w:pPr>
       <w:r>
-        <w:t>十一、条件区块示范（块级 if 条件）</w:t>
+        <w:t>十一、使用权资产</w:t>
       </w:r>
     </w:p>
     <w:p>
@@ -5219,7 +5219,7 @@
           <w:rFonts w:ascii="宋体" w:hAnsi="宋体" w:eastAsia="宋体"/>
           <w:sz w:val="24"/>
         </w:rPr>
-        <w:t>以下为使用权资产明细（该表仅在数据中有使用权资产时显示）：</w:t>
+        <w:t>截至尽调基准日，公司使用权资产情况如下：</w:t>
       </w:r>
     </w:p>
     <w:tbl>

--- a/output/demo_output.docx
+++ b/output/demo_output.docx
@@ -4981,6 +4981,352 @@
           </w:p>
         </w:tc>
       </w:tr>
+      <w:tr>
+        <w:trPr>
+          <w:trHeight w:val="482"/>
+        </w:trPr>
+        <w:tc>
+          <w:tcPr>
+            <w:tcW w:type="dxa" w:w="1383"/>
+            <w:tcMar>
+              <w:top w:w="40" w:type="dxa"/>
+              <w:left w:w="80" w:type="dxa"/>
+              <w:bottom w:w="40" w:type="dxa"/>
+              <w:right w:w="80" w:type="dxa"/>
+            </w:tcMar>
+            <w:shd w:fill="FAFAFA" w:val="clear"/>
+          </w:tcPr>
+          <w:p>
+            <w:pPr>
+              <w:spacing w:before="60" w:after="60"/>
+              <w:ind w:firstLine="0"/>
+              <w:jc w:val="center"/>
+            </w:pPr>
+            <w:r/>
+            <w:r>
+              <w:rPr>
+                <w:rFonts w:ascii="宋体" w:hAnsi="宋体" w:eastAsia="宋体"/>
+                <w:color w:val="333333"/>
+                <w:sz w:val="21"/>
+              </w:rPr>
+              <w:t xml:space="preserve">A区精密加工中心</w:t>
+            </w:r>
+          </w:p>
+        </w:tc>
+        <w:tc>
+          <w:tcPr>
+            <w:tcW w:type="dxa" w:w="1383"/>
+            <w:tcMar>
+              <w:top w:w="40" w:type="dxa"/>
+              <w:left w:w="80" w:type="dxa"/>
+              <w:bottom w:w="40" w:type="dxa"/>
+              <w:right w:w="80" w:type="dxa"/>
+            </w:tcMar>
+            <w:shd w:fill="FAFAFA" w:val="clear"/>
+          </w:tcPr>
+          <w:p>
+            <w:pPr>
+              <w:spacing w:before="60" w:after="60"/>
+              <w:ind w:firstLine="0"/>
+              <w:jc w:val="center"/>
+            </w:pPr>
+            <w:r/>
+            <w:r>
+              <w:rPr>
+                <w:rFonts w:ascii="宋体" w:hAnsi="宋体" w:eastAsia="宋体"/>
+                <w:color w:val="333333"/>
+                <w:sz w:val="21"/>
+              </w:rPr>
+              <w:t xml:space="preserve">28,500,000.00</w:t>
+            </w:r>
+          </w:p>
+        </w:tc>
+        <w:tc>
+          <w:tcPr>
+            <w:tcW w:type="dxa" w:w="1383"/>
+            <w:tcMar>
+              <w:top w:w="40" w:type="dxa"/>
+              <w:left w:w="80" w:type="dxa"/>
+              <w:bottom w:w="40" w:type="dxa"/>
+              <w:right w:w="80" w:type="dxa"/>
+            </w:tcMar>
+            <w:shd w:fill="FAFAFA" w:val="clear"/>
+          </w:tcPr>
+          <w:p>
+            <w:pPr>
+              <w:spacing w:before="60" w:after="60"/>
+              <w:ind w:firstLine="0"/>
+              <w:jc w:val="center"/>
+            </w:pPr>
+            <w:r/>
+            <w:r>
+              <w:rPr>
+                <w:rFonts w:ascii="宋体" w:hAnsi="宋体" w:eastAsia="宋体"/>
+                <w:color w:val="333333"/>
+                <w:sz w:val="21"/>
+              </w:rPr>
+              <w:t xml:space="preserve">5.00%</w:t>
+            </w:r>
+          </w:p>
+        </w:tc>
+        <w:tc>
+          <w:tcPr>
+            <w:tcW w:type="dxa" w:w="1383"/>
+            <w:tcMar>
+              <w:top w:w="40" w:type="dxa"/>
+              <w:left w:w="80" w:type="dxa"/>
+              <w:bottom w:w="40" w:type="dxa"/>
+              <w:right w:w="80" w:type="dxa"/>
+            </w:tcMar>
+            <w:shd w:fill="FAFAFA" w:val="clear"/>
+          </w:tcPr>
+          <w:p>
+            <w:pPr>
+              <w:spacing w:before="60" w:after="60"/>
+              <w:ind w:firstLine="0"/>
+              <w:jc w:val="center"/>
+            </w:pPr>
+            <w:r/>
+            <w:r>
+              <w:rPr>
+                <w:rFonts w:ascii="宋体" w:hAnsi="宋体" w:eastAsia="宋体"/>
+                <w:color w:val="333333"/>
+                <w:sz w:val="21"/>
+              </w:rPr>
+              <w:t xml:space="preserve">20</w:t>
+            </w:r>
+          </w:p>
+        </w:tc>
+        <w:tc>
+          <w:tcPr>
+            <w:tcW w:type="dxa" w:w="1383"/>
+            <w:tcMar>
+              <w:top w:w="40" w:type="dxa"/>
+              <w:left w:w="80" w:type="dxa"/>
+              <w:bottom w:w="40" w:type="dxa"/>
+              <w:right w:w="80" w:type="dxa"/>
+            </w:tcMar>
+            <w:shd w:fill="FAFAFA" w:val="clear"/>
+          </w:tcPr>
+          <w:p>
+            <w:pPr>
+              <w:spacing w:before="60" w:after="60"/>
+              <w:ind w:firstLine="0"/>
+              <w:jc w:val="center"/>
+            </w:pPr>
+            <w:r/>
+            <w:r>
+              <w:rPr>
+                <w:rFonts w:ascii="宋体" w:hAnsi="宋体" w:eastAsia="宋体"/>
+                <w:color w:val="333333"/>
+                <w:sz w:val="21"/>
+              </w:rPr>
+              <w:t xml:space="preserve">2021年07月01日</w:t>
+            </w:r>
+          </w:p>
+        </w:tc>
+        <w:tc>
+          <w:tcPr>
+            <w:tcW w:type="dxa" w:w="1383"/>
+            <w:tcMar>
+              <w:top w:w="40" w:type="dxa"/>
+              <w:left w:w="80" w:type="dxa"/>
+              <w:bottom w:w="40" w:type="dxa"/>
+              <w:right w:w="80" w:type="dxa"/>
+            </w:tcMar>
+            <w:shd w:fill="FAFAFA" w:val="clear"/>
+          </w:tcPr>
+          <w:p>
+            <w:pPr>
+              <w:spacing w:before="60" w:after="60"/>
+              <w:ind w:firstLine="0"/>
+              <w:jc w:val="center"/>
+            </w:pPr>
+            <w:r/>
+            <w:r>
+              <w:rPr>
+                <w:rFonts w:ascii="宋体" w:hAnsi="宋体" w:eastAsia="宋体"/>
+                <w:color w:val="333333"/>
+                <w:sz w:val="21"/>
+              </w:rPr>
+              <w:t xml:space="preserve">1,353,750.00</w:t>
+            </w:r>
+          </w:p>
+        </w:tc>
+      </w:tr>
+      <w:tr>
+        <w:trPr>
+          <w:trHeight w:val="482"/>
+        </w:trPr>
+        <w:tc>
+          <w:tcPr>
+            <w:tcW w:type="dxa" w:w="1383"/>
+            <w:tcMar>
+              <w:top w:w="40" w:type="dxa"/>
+              <w:left w:w="80" w:type="dxa"/>
+              <w:bottom w:w="40" w:type="dxa"/>
+              <w:right w:w="80" w:type="dxa"/>
+            </w:tcMar>
+            <w:shd w:fill="FAFAFA" w:val="clear"/>
+          </w:tcPr>
+          <w:p>
+            <w:pPr>
+              <w:spacing w:before="60" w:after="60"/>
+              <w:ind w:firstLine="0"/>
+              <w:jc w:val="center"/>
+            </w:pPr>
+            <w:r/>
+            <w:r>
+              <w:rPr>
+                <w:rFonts w:ascii="宋体" w:hAnsi="宋体" w:eastAsia="宋体"/>
+                <w:color w:val="333333"/>
+                <w:sz w:val="21"/>
+              </w:rPr>
+              <w:t xml:space="preserve">D区自动化装配线</w:t>
+            </w:r>
+          </w:p>
+        </w:tc>
+        <w:tc>
+          <w:tcPr>
+            <w:tcW w:type="dxa" w:w="1383"/>
+            <w:tcMar>
+              <w:top w:w="40" w:type="dxa"/>
+              <w:left w:w="80" w:type="dxa"/>
+              <w:bottom w:w="40" w:type="dxa"/>
+              <w:right w:w="80" w:type="dxa"/>
+            </w:tcMar>
+            <w:shd w:fill="FAFAFA" w:val="clear"/>
+          </w:tcPr>
+          <w:p>
+            <w:pPr>
+              <w:spacing w:before="60" w:after="60"/>
+              <w:ind w:firstLine="0"/>
+              <w:jc w:val="center"/>
+            </w:pPr>
+            <w:r/>
+            <w:r>
+              <w:rPr>
+                <w:rFonts w:ascii="宋体" w:hAnsi="宋体" w:eastAsia="宋体"/>
+                <w:color w:val="333333"/>
+                <w:sz w:val="21"/>
+              </w:rPr>
+              <w:t xml:space="preserve">14,000,000.00</w:t>
+            </w:r>
+          </w:p>
+        </w:tc>
+        <w:tc>
+          <w:tcPr>
+            <w:tcW w:type="dxa" w:w="1383"/>
+            <w:tcMar>
+              <w:top w:w="40" w:type="dxa"/>
+              <w:left w:w="80" w:type="dxa"/>
+              <w:bottom w:w="40" w:type="dxa"/>
+              <w:right w:w="80" w:type="dxa"/>
+            </w:tcMar>
+            <w:shd w:fill="FAFAFA" w:val="clear"/>
+          </w:tcPr>
+          <w:p>
+            <w:pPr>
+              <w:spacing w:before="60" w:after="60"/>
+              <w:ind w:firstLine="0"/>
+              <w:jc w:val="center"/>
+            </w:pPr>
+            <w:r/>
+            <w:r>
+              <w:rPr>
+                <w:rFonts w:ascii="宋体" w:hAnsi="宋体" w:eastAsia="宋体"/>
+                <w:color w:val="333333"/>
+                <w:sz w:val="21"/>
+              </w:rPr>
+              <w:t xml:space="preserve">5.00%</w:t>
+            </w:r>
+          </w:p>
+        </w:tc>
+        <w:tc>
+          <w:tcPr>
+            <w:tcW w:type="dxa" w:w="1383"/>
+            <w:tcMar>
+              <w:top w:w="40" w:type="dxa"/>
+              <w:left w:w="80" w:type="dxa"/>
+              <w:bottom w:w="40" w:type="dxa"/>
+              <w:right w:w="80" w:type="dxa"/>
+            </w:tcMar>
+            <w:shd w:fill="FAFAFA" w:val="clear"/>
+          </w:tcPr>
+          <w:p>
+            <w:pPr>
+              <w:spacing w:before="60" w:after="60"/>
+              <w:ind w:firstLine="0"/>
+              <w:jc w:val="center"/>
+            </w:pPr>
+            <w:r/>
+            <w:r>
+              <w:rPr>
+                <w:rFonts w:ascii="宋体" w:hAnsi="宋体" w:eastAsia="宋体"/>
+                <w:color w:val="333333"/>
+                <w:sz w:val="21"/>
+              </w:rPr>
+              <w:t xml:space="preserve">20</w:t>
+            </w:r>
+          </w:p>
+        </w:tc>
+        <w:tc>
+          <w:tcPr>
+            <w:tcW w:type="dxa" w:w="1383"/>
+            <w:tcMar>
+              <w:top w:w="40" w:type="dxa"/>
+              <w:left w:w="80" w:type="dxa"/>
+              <w:bottom w:w="40" w:type="dxa"/>
+              <w:right w:w="80" w:type="dxa"/>
+            </w:tcMar>
+            <w:shd w:fill="FAFAFA" w:val="clear"/>
+          </w:tcPr>
+          <w:p>
+            <w:pPr>
+              <w:spacing w:before="60" w:after="60"/>
+              <w:ind w:firstLine="0"/>
+              <w:jc w:val="center"/>
+            </w:pPr>
+            <w:r/>
+            <w:r>
+              <w:rPr>
+                <w:rFonts w:ascii="宋体" w:hAnsi="宋体" w:eastAsia="宋体"/>
+                <w:color w:val="333333"/>
+                <w:sz w:val="21"/>
+              </w:rPr>
+              <w:t xml:space="preserve">2022年03月01日</w:t>
+            </w:r>
+          </w:p>
+        </w:tc>
+        <w:tc>
+          <w:tcPr>
+            <w:tcW w:type="dxa" w:w="1383"/>
+            <w:tcMar>
+              <w:top w:w="40" w:type="dxa"/>
+              <w:left w:w="80" w:type="dxa"/>
+              <w:bottom w:w="40" w:type="dxa"/>
+              <w:right w:w="80" w:type="dxa"/>
+            </w:tcMar>
+            <w:shd w:fill="FAFAFA" w:val="clear"/>
+          </w:tcPr>
+          <w:p>
+            <w:pPr>
+              <w:spacing w:before="60" w:after="60"/>
+              <w:ind w:firstLine="0"/>
+              <w:jc w:val="center"/>
+            </w:pPr>
+            <w:r/>
+            <w:r>
+              <w:rPr>
+                <w:rFonts w:ascii="宋体" w:hAnsi="宋体" w:eastAsia="宋体"/>
+                <w:color w:val="333333"/>
+                <w:sz w:val="21"/>
+              </w:rPr>
+              <w:t xml:space="preserve">665,000.00</w:t>
+            </w:r>
+          </w:p>
+        </w:tc>
+      </w:tr>
     </w:tbl>
     <w:p>
       <w:pPr>
@@ -5021,7 +5367,9 @@
         </w:tblBorders>
       </w:tblPr>
       <w:tblGrid>
-        <w:gridCol w:w="8301"/>
+        <w:gridCol w:w="3689"/>
+        <w:gridCol w:w="3689"/>
+        <w:gridCol w:w="3689"/>
       </w:tblGrid>
       <w:tr>
         <w:trPr>
@@ -5053,6 +5401,64 @@
                 <w:sz w:val="21"/>
               </w:rPr>
               <w:t>审批事项</w:t>
+            </w:r>
+          </w:p>
+        </w:tc>
+        <w:tc>
+          <w:tcPr>
+            <w:tcW w:type="dxa" w:w="2767"/>
+            <w:tcMar>
+              <w:top w:w="40" w:type="dxa"/>
+              <w:left w:w="80" w:type="dxa"/>
+              <w:bottom w:w="40" w:type="dxa"/>
+              <w:right w:w="80" w:type="dxa"/>
+            </w:tcMar>
+            <w:shd w:fill="F2F2F2" w:val="clear"/>
+          </w:tcPr>
+          <w:p>
+            <w:pPr>
+              <w:spacing w:before="60" w:after="60"/>
+              <w:ind w:firstLine="0"/>
+              <w:jc w:val="center"/>
+            </w:pPr>
+            <w:r/>
+            <w:r>
+              <w:rPr>
+                <w:rFonts w:ascii="宋体" w:hAnsi="宋体" w:eastAsia="宋体"/>
+                <w:b/>
+                <w:color w:val="333333"/>
+                <w:sz w:val="21"/>
+              </w:rPr>
+              <w:t/>
+            </w:r>
+          </w:p>
+        </w:tc>
+        <w:tc>
+          <w:tcPr>
+            <w:tcW w:type="dxa" w:w="2767"/>
+            <w:tcMar>
+              <w:top w:w="40" w:type="dxa"/>
+              <w:left w:w="80" w:type="dxa"/>
+              <w:bottom w:w="40" w:type="dxa"/>
+              <w:right w:w="80" w:type="dxa"/>
+            </w:tcMar>
+            <w:shd w:fill="F2F2F2" w:val="clear"/>
+          </w:tcPr>
+          <w:p>
+            <w:pPr>
+              <w:spacing w:before="60" w:after="60"/>
+              <w:ind w:firstLine="0"/>
+              <w:jc w:val="center"/>
+            </w:pPr>
+            <w:r/>
+            <w:r>
+              <w:rPr>
+                <w:rFonts w:ascii="宋体" w:hAnsi="宋体" w:eastAsia="宋体"/>
+                <w:b/>
+                <w:color w:val="333333"/>
+                <w:sz w:val="21"/>
+              </w:rPr>
+              <w:t/>
             </w:r>
           </w:p>
         </w:tc>
@@ -5089,6 +5495,38 @@
             </w:r>
           </w:p>
         </w:tc>
+        <w:tc>
+          <w:tcPr>
+            <w:tcW w:type="dxa" w:w="2767"/>
+            <w:tcMar>
+              <w:top w:w="40" w:type="dxa"/>
+              <w:left w:w="80" w:type="dxa"/>
+              <w:bottom w:w="40" w:type="dxa"/>
+              <w:right w:w="80" w:type="dxa"/>
+            </w:tcMar>
+          </w:tcPr>
+          <w:p>
+            <w:r>
+              <w:t w:space="preserve">A区精密加工中心</w:t>
+            </w:r>
+          </w:p>
+        </w:tc>
+        <w:tc>
+          <w:tcPr>
+            <w:tcW w:type="dxa" w:w="2767"/>
+            <w:tcMar>
+              <w:top w:w="40" w:type="dxa"/>
+              <w:left w:w="80" w:type="dxa"/>
+              <w:bottom w:w="40" w:type="dxa"/>
+              <w:right w:w="80" w:type="dxa"/>
+            </w:tcMar>
+          </w:tcPr>
+          <w:p>
+            <w:r>
+              <w:t w:space="preserve">D区自动化装配线</w:t>
+            </w:r>
+          </w:p>
+        </w:tc>
       </w:tr>
       <w:tr>
         <w:trPr>
@@ -5119,6 +5557,38 @@
                 <w:sz w:val="21"/>
               </w:rPr>
               <w:t>备案文件</w:t>
+            </w:r>
+          </w:p>
+        </w:tc>
+        <w:tc>
+          <w:tcPr>
+            <w:tcW w:type="dxa" w:w="2767"/>
+            <w:tcMar>
+              <w:top w:w="40" w:type="dxa"/>
+              <w:left w:w="80" w:type="dxa"/>
+              <w:bottom w:w="40" w:type="dxa"/>
+              <w:right w:w="80" w:type="dxa"/>
+            </w:tcMar>
+          </w:tcPr>
+          <w:p>
+            <w:r>
+              <w:t w:space="preserve">已完成</w:t>
+            </w:r>
+          </w:p>
+        </w:tc>
+        <w:tc>
+          <w:tcPr>
+            <w:tcW w:type="dxa" w:w="2767"/>
+            <w:tcMar>
+              <w:top w:w="40" w:type="dxa"/>
+              <w:left w:w="80" w:type="dxa"/>
+              <w:bottom w:w="40" w:type="dxa"/>
+              <w:right w:w="80" w:type="dxa"/>
+            </w:tcMar>
+          </w:tcPr>
+          <w:p>
+            <w:r>
+              <w:t w:space="preserve">已完成</w:t>
             </w:r>
           </w:p>
         </w:tc>
@@ -5155,6 +5625,38 @@
             </w:r>
           </w:p>
         </w:tc>
+        <w:tc>
+          <w:tcPr>
+            <w:tcW w:type="dxa" w:w="2767"/>
+            <w:tcMar>
+              <w:top w:w="40" w:type="dxa"/>
+              <w:left w:w="80" w:type="dxa"/>
+              <w:bottom w:w="40" w:type="dxa"/>
+              <w:right w:w="80" w:type="dxa"/>
+            </w:tcMar>
+          </w:tcPr>
+          <w:p>
+            <w:r>
+              <w:t w:space="preserve">已批复</w:t>
+            </w:r>
+          </w:p>
+        </w:tc>
+        <w:tc>
+          <w:tcPr>
+            <w:tcW w:type="dxa" w:w="2767"/>
+            <w:tcMar>
+              <w:top w:w="40" w:type="dxa"/>
+              <w:left w:w="80" w:type="dxa"/>
+              <w:bottom w:w="40" w:type="dxa"/>
+              <w:right w:w="80" w:type="dxa"/>
+            </w:tcMar>
+          </w:tcPr>
+          <w:p>
+            <w:r>
+              <w:t w:space="preserve">已批复</w:t>
+            </w:r>
+          </w:p>
+        </w:tc>
       </w:tr>
       <w:tr>
         <w:trPr>
@@ -5185,6 +5687,38 @@
                 <w:sz w:val="21"/>
               </w:rPr>
               <w:t>安全审查</w:t>
+            </w:r>
+          </w:p>
+        </w:tc>
+        <w:tc>
+          <w:tcPr>
+            <w:tcW w:type="dxa" w:w="2767"/>
+            <w:tcMar>
+              <w:top w:w="40" w:type="dxa"/>
+              <w:left w:w="80" w:type="dxa"/>
+              <w:bottom w:w="40" w:type="dxa"/>
+              <w:right w:w="80" w:type="dxa"/>
+            </w:tcMar>
+          </w:tcPr>
+          <w:p>
+            <w:r>
+              <w:t w:space="preserve">已通过</w:t>
+            </w:r>
+          </w:p>
+        </w:tc>
+        <w:tc>
+          <w:tcPr>
+            <w:tcW w:type="dxa" w:w="2767"/>
+            <w:tcMar>
+              <w:top w:w="40" w:type="dxa"/>
+              <w:left w:w="80" w:type="dxa"/>
+              <w:bottom w:w="40" w:type="dxa"/>
+              <w:right w:w="80" w:type="dxa"/>
+            </w:tcMar>
+          </w:tcPr>
+          <w:p>
+            <w:r>
+              <w:t w:space="preserve">已通过</w:t>
             </w:r>
           </w:p>
         </w:tc>
@@ -5420,6 +5954,352 @@
                 <w:sz w:val="21"/>
               </w:rPr>
               <w:t>年折旧额</w:t>
+            </w:r>
+          </w:p>
+        </w:tc>
+      </w:tr>
+      <w:tr>
+        <w:trPr>
+          <w:trHeight w:val="482"/>
+        </w:trPr>
+        <w:tc>
+          <w:tcPr>
+            <w:tcW w:type="dxa" w:w="1383"/>
+            <w:tcMar>
+              <w:top w:w="40" w:type="dxa"/>
+              <w:left w:w="80" w:type="dxa"/>
+              <w:bottom w:w="40" w:type="dxa"/>
+              <w:right w:w="80" w:type="dxa"/>
+            </w:tcMar>
+            <w:shd w:fill="FAFAFA" w:val="clear"/>
+          </w:tcPr>
+          <w:p>
+            <w:pPr>
+              <w:spacing w:before="60" w:after="60"/>
+              <w:ind w:firstLine="0"/>
+              <w:jc w:val="center"/>
+            </w:pPr>
+            <w:r/>
+            <w:r>
+              <w:rPr>
+                <w:rFonts w:ascii="宋体" w:hAnsi="宋体" w:eastAsia="宋体"/>
+                <w:color w:val="333333"/>
+                <w:sz w:val="21"/>
+              </w:rPr>
+              <w:t xml:space="preserve">A区精密加工中心</w:t>
+            </w:r>
+          </w:p>
+        </w:tc>
+        <w:tc>
+          <w:tcPr>
+            <w:tcW w:type="dxa" w:w="1383"/>
+            <w:tcMar>
+              <w:top w:w="40" w:type="dxa"/>
+              <w:left w:w="80" w:type="dxa"/>
+              <w:bottom w:w="40" w:type="dxa"/>
+              <w:right w:w="80" w:type="dxa"/>
+            </w:tcMar>
+            <w:shd w:fill="FAFAFA" w:val="clear"/>
+          </w:tcPr>
+          <w:p>
+            <w:pPr>
+              <w:spacing w:before="60" w:after="60"/>
+              <w:ind w:firstLine="0"/>
+              <w:jc w:val="center"/>
+            </w:pPr>
+            <w:r/>
+            <w:r>
+              <w:rPr>
+                <w:rFonts w:ascii="宋体" w:hAnsi="宋体" w:eastAsia="宋体"/>
+                <w:color w:val="333333"/>
+                <w:sz w:val="21"/>
+              </w:rPr>
+              <w:t xml:space="preserve">1,200,000.00</w:t>
+            </w:r>
+          </w:p>
+        </w:tc>
+        <w:tc>
+          <w:tcPr>
+            <w:tcW w:type="dxa" w:w="1383"/>
+            <w:tcMar>
+              <w:top w:w="40" w:type="dxa"/>
+              <w:left w:w="80" w:type="dxa"/>
+              <w:bottom w:w="40" w:type="dxa"/>
+              <w:right w:w="80" w:type="dxa"/>
+            </w:tcMar>
+            <w:shd w:fill="FAFAFA" w:val="clear"/>
+          </w:tcPr>
+          <w:p>
+            <w:pPr>
+              <w:spacing w:before="60" w:after="60"/>
+              <w:ind w:firstLine="0"/>
+              <w:jc w:val="center"/>
+            </w:pPr>
+            <w:r/>
+            <w:r>
+              <w:rPr>
+                <w:rFonts w:ascii="宋体" w:hAnsi="宋体" w:eastAsia="宋体"/>
+                <w:color w:val="333333"/>
+                <w:sz w:val="21"/>
+              </w:rPr>
+              <w:t xml:space="preserve"/>
+            </w:r>
+          </w:p>
+        </w:tc>
+        <w:tc>
+          <w:tcPr>
+            <w:tcW w:type="dxa" w:w="1383"/>
+            <w:tcMar>
+              <w:top w:w="40" w:type="dxa"/>
+              <w:left w:w="80" w:type="dxa"/>
+              <w:bottom w:w="40" w:type="dxa"/>
+              <w:right w:w="80" w:type="dxa"/>
+            </w:tcMar>
+            <w:shd w:fill="FAFAFA" w:val="clear"/>
+          </w:tcPr>
+          <w:p>
+            <w:pPr>
+              <w:spacing w:before="60" w:after="60"/>
+              <w:ind w:firstLine="0"/>
+              <w:jc w:val="center"/>
+            </w:pPr>
+            <w:r/>
+            <w:r>
+              <w:rPr>
+                <w:rFonts w:ascii="宋体" w:hAnsi="宋体" w:eastAsia="宋体"/>
+                <w:color w:val="333333"/>
+                <w:sz w:val="21"/>
+              </w:rPr>
+              <w:t xml:space="preserve">20</w:t>
+            </w:r>
+          </w:p>
+        </w:tc>
+        <w:tc>
+          <w:tcPr>
+            <w:tcW w:type="dxa" w:w="1383"/>
+            <w:tcMar>
+              <w:top w:w="40" w:type="dxa"/>
+              <w:left w:w="80" w:type="dxa"/>
+              <w:bottom w:w="40" w:type="dxa"/>
+              <w:right w:w="80" w:type="dxa"/>
+            </w:tcMar>
+            <w:shd w:fill="FAFAFA" w:val="clear"/>
+          </w:tcPr>
+          <w:p>
+            <w:pPr>
+              <w:spacing w:before="60" w:after="60"/>
+              <w:ind w:firstLine="0"/>
+              <w:jc w:val="center"/>
+            </w:pPr>
+            <w:r/>
+            <w:r>
+              <w:rPr>
+                <w:rFonts w:ascii="宋体" w:hAnsi="宋体" w:eastAsia="宋体"/>
+                <w:color w:val="333333"/>
+                <w:sz w:val="21"/>
+              </w:rPr>
+              <w:t xml:space="preserve">2021年07月01日</w:t>
+            </w:r>
+          </w:p>
+        </w:tc>
+        <w:tc>
+          <w:tcPr>
+            <w:tcW w:type="dxa" w:w="1383"/>
+            <w:tcMar>
+              <w:top w:w="40" w:type="dxa"/>
+              <w:left w:w="80" w:type="dxa"/>
+              <w:bottom w:w="40" w:type="dxa"/>
+              <w:right w:w="80" w:type="dxa"/>
+            </w:tcMar>
+            <w:shd w:fill="FAFAFA" w:val="clear"/>
+          </w:tcPr>
+          <w:p>
+            <w:pPr>
+              <w:spacing w:before="60" w:after="60"/>
+              <w:ind w:firstLine="0"/>
+              <w:jc w:val="center"/>
+            </w:pPr>
+            <w:r/>
+            <w:r>
+              <w:rPr>
+                <w:rFonts w:ascii="宋体" w:hAnsi="宋体" w:eastAsia="宋体"/>
+                <w:color w:val="333333"/>
+                <w:sz w:val="21"/>
+              </w:rPr>
+              <w:t xml:space="preserve">60,000.00</w:t>
+            </w:r>
+          </w:p>
+        </w:tc>
+      </w:tr>
+      <w:tr>
+        <w:trPr>
+          <w:trHeight w:val="482"/>
+        </w:trPr>
+        <w:tc>
+          <w:tcPr>
+            <w:tcW w:type="dxa" w:w="1383"/>
+            <w:tcMar>
+              <w:top w:w="40" w:type="dxa"/>
+              <w:left w:w="80" w:type="dxa"/>
+              <w:bottom w:w="40" w:type="dxa"/>
+              <w:right w:w="80" w:type="dxa"/>
+            </w:tcMar>
+            <w:shd w:fill="FAFAFA" w:val="clear"/>
+          </w:tcPr>
+          <w:p>
+            <w:pPr>
+              <w:spacing w:before="60" w:after="60"/>
+              <w:ind w:firstLine="0"/>
+              <w:jc w:val="center"/>
+            </w:pPr>
+            <w:r/>
+            <w:r>
+              <w:rPr>
+                <w:rFonts w:ascii="宋体" w:hAnsi="宋体" w:eastAsia="宋体"/>
+                <w:color w:val="333333"/>
+                <w:sz w:val="21"/>
+              </w:rPr>
+              <w:t xml:space="preserve">D区自动化装配线</w:t>
+            </w:r>
+          </w:p>
+        </w:tc>
+        <w:tc>
+          <w:tcPr>
+            <w:tcW w:type="dxa" w:w="1383"/>
+            <w:tcMar>
+              <w:top w:w="40" w:type="dxa"/>
+              <w:left w:w="80" w:type="dxa"/>
+              <w:bottom w:w="40" w:type="dxa"/>
+              <w:right w:w="80" w:type="dxa"/>
+            </w:tcMar>
+            <w:shd w:fill="FAFAFA" w:val="clear"/>
+          </w:tcPr>
+          <w:p>
+            <w:pPr>
+              <w:spacing w:before="60" w:after="60"/>
+              <w:ind w:firstLine="0"/>
+              <w:jc w:val="center"/>
+            </w:pPr>
+            <w:r/>
+            <w:r>
+              <w:rPr>
+                <w:rFonts w:ascii="宋体" w:hAnsi="宋体" w:eastAsia="宋体"/>
+                <w:color w:val="333333"/>
+                <w:sz w:val="21"/>
+              </w:rPr>
+              <w:t xml:space="preserve"/>
+            </w:r>
+          </w:p>
+        </w:tc>
+        <w:tc>
+          <w:tcPr>
+            <w:tcW w:type="dxa" w:w="1383"/>
+            <w:tcMar>
+              <w:top w:w="40" w:type="dxa"/>
+              <w:left w:w="80" w:type="dxa"/>
+              <w:bottom w:w="40" w:type="dxa"/>
+              <w:right w:w="80" w:type="dxa"/>
+            </w:tcMar>
+            <w:shd w:fill="FAFAFA" w:val="clear"/>
+          </w:tcPr>
+          <w:p>
+            <w:pPr>
+              <w:spacing w:before="60" w:after="60"/>
+              <w:ind w:firstLine="0"/>
+              <w:jc w:val="center"/>
+            </w:pPr>
+            <w:r/>
+            <w:r>
+              <w:rPr>
+                <w:rFonts w:ascii="宋体" w:hAnsi="宋体" w:eastAsia="宋体"/>
+                <w:color w:val="333333"/>
+                <w:sz w:val="21"/>
+              </w:rPr>
+              <w:t xml:space="preserve"/>
+            </w:r>
+          </w:p>
+        </w:tc>
+        <w:tc>
+          <w:tcPr>
+            <w:tcW w:type="dxa" w:w="1383"/>
+            <w:tcMar>
+              <w:top w:w="40" w:type="dxa"/>
+              <w:left w:w="80" w:type="dxa"/>
+              <w:bottom w:w="40" w:type="dxa"/>
+              <w:right w:w="80" w:type="dxa"/>
+            </w:tcMar>
+            <w:shd w:fill="FAFAFA" w:val="clear"/>
+          </w:tcPr>
+          <w:p>
+            <w:pPr>
+              <w:spacing w:before="60" w:after="60"/>
+              <w:ind w:firstLine="0"/>
+              <w:jc w:val="center"/>
+            </w:pPr>
+            <w:r/>
+            <w:r>
+              <w:rPr>
+                <w:rFonts w:ascii="宋体" w:hAnsi="宋体" w:eastAsia="宋体"/>
+                <w:color w:val="333333"/>
+                <w:sz w:val="21"/>
+              </w:rPr>
+              <w:t xml:space="preserve">20</w:t>
+            </w:r>
+          </w:p>
+        </w:tc>
+        <w:tc>
+          <w:tcPr>
+            <w:tcW w:type="dxa" w:w="1383"/>
+            <w:tcMar>
+              <w:top w:w="40" w:type="dxa"/>
+              <w:left w:w="80" w:type="dxa"/>
+              <w:bottom w:w="40" w:type="dxa"/>
+              <w:right w:w="80" w:type="dxa"/>
+            </w:tcMar>
+            <w:shd w:fill="FAFAFA" w:val="clear"/>
+          </w:tcPr>
+          <w:p>
+            <w:pPr>
+              <w:spacing w:before="60" w:after="60"/>
+              <w:ind w:firstLine="0"/>
+              <w:jc w:val="center"/>
+            </w:pPr>
+            <w:r/>
+            <w:r>
+              <w:rPr>
+                <w:rFonts w:ascii="宋体" w:hAnsi="宋体" w:eastAsia="宋体"/>
+                <w:color w:val="333333"/>
+                <w:sz w:val="21"/>
+              </w:rPr>
+              <w:t xml:space="preserve">2022年03月01日</w:t>
+            </w:r>
+          </w:p>
+        </w:tc>
+        <w:tc>
+          <w:tcPr>
+            <w:tcW w:type="dxa" w:w="1383"/>
+            <w:tcMar>
+              <w:top w:w="40" w:type="dxa"/>
+              <w:left w:w="80" w:type="dxa"/>
+              <w:bottom w:w="40" w:type="dxa"/>
+              <w:right w:w="80" w:type="dxa"/>
+            </w:tcMar>
+            <w:shd w:fill="FAFAFA" w:val="clear"/>
+          </w:tcPr>
+          <w:p>
+            <w:pPr>
+              <w:spacing w:before="60" w:after="60"/>
+              <w:ind w:firstLine="0"/>
+              <w:jc w:val="center"/>
+            </w:pPr>
+            <w:r/>
+            <w:r>
+              <w:rPr>
+                <w:rFonts w:ascii="宋体" w:hAnsi="宋体" w:eastAsia="宋体"/>
+                <w:color w:val="333333"/>
+                <w:sz w:val="21"/>
+              </w:rPr>
+              <w:t xml:space="preserve"/>
             </w:r>
           </w:p>
         </w:tc>
